--- a/docs/Atmosia_Pasos_Para_Probarlo.docx
+++ b/docs/Atmosia_Pasos_Para_Probarlo.docx
@@ -391,7 +391,7 @@
                 <w:sz w:val="20"/>
                 <w:szCs w:val="20"/>
               </w:rPr>
-              <w:t xml:space="preserve">No alcanza, pero tampoco es un problema: hay que instalar la 17 igual. Las versiones de Java conviven sin pisarse, así que instalar la 17 no rompe nada de lo que ya tengas ni desinstala la 21.</w:t>
+              <w:t xml:space="preserve">No alcanza, y esto está comprobado, no supuesto: con Java 21 la compilación corta de entrada con el mensaje "Unsupported class file major version 65". Ni siquiera llega a leer el código del mod.</w:t>
             </w:r>
           </w:p>
           <w:p>
@@ -404,7 +404,7 @@
                 <w:sz w:val="20"/>
                 <w:szCs w:val="20"/>
               </w:rPr>
-              <w:t xml:space="preserve">El motivo es que Minecraft 1.20.1 y las herramientas que lo construyen están hechas para la 17. Con una versión más nueva la compilación suele fallar con errores que no dicen nada sobre la causa real, y se pierde más tiempo adivinando que instalando.</w:t>
+              <w:t xml:space="preserve">Hay que instalar la 17 igual. Las versiones de Java conviven sin pisarse: instalar la 17 no desinstala la 21 ni rompe nada de lo que ya tengas.</w:t>
             </w:r>
           </w:p>
           <w:p>
@@ -427,6 +427,67 @@
       <w:pPr>
         <w:spacing w:after="160"/>
       </w:pPr>
+    </w:p>
+    <w:p>
+      <w:pPr>
+        <w:pStyle w:val="Heading3"/>
+        <w:spacing w:after="100" w:before="220"/>
+      </w:pPr>
+      <w:r>
+        <w:rPr>
+          <w:b/>
+          <w:bCs/>
+          <w:color w:val="1F2A38"/>
+          <w:sz w:val="22"/>
+          <w:szCs w:val="22"/>
+        </w:rPr>
+        <w:t xml:space="preserve">Si tenés las dos versiones instaladas</w:t>
+      </w:r>
+    </w:p>
+    <w:p>
+      <w:pPr>
+        <w:spacing w:after="160" w:line="300"/>
+      </w:pPr>
+      <w:r>
+        <w:rPr>
+          <w:color w:val="1F2A38"/>
+          <w:sz w:val="21"/>
+          <w:szCs w:val="21"/>
+        </w:rPr>
+        <w:t xml:space="preserve">Puede pasar que java -version siga respondiendo 21 después de instalar la 17. En ese caso hay que decirle explícitamente cuál usar. En Windows, cerrá la terminal, abrí una nueva y escribí esto antes de compilar, ajustando la ruta a donde quedó instalada la 17:</w:t>
+      </w:r>
+    </w:p>
+    <w:p>
+      <w:pPr>
+        <w:pBdr>
+          <w:left w:val="single" w:color="3B5D8C" w:sz="12" w:space="6"/>
+        </w:pBdr>
+        <w:shd w:fill="F1F3F6" w:val="clear"/>
+        <w:spacing w:after="140" w:before="60"/>
+        <w:ind w:left="220"/>
+      </w:pPr>
+      <w:r>
+        <w:rPr>
+          <w:rFonts w:ascii="Consolas" w:hAnsi="Consolas" w:cs="Consolas"/>
+          <w:color w:val="1F2A38"/>
+          <w:sz w:val="19"/>
+          <w:szCs w:val="19"/>
+        </w:rPr>
+        <w:t xml:space="preserve">set JAVA_HOME=C:\Program Files\Eclipse Adoptium\jdk-17</w:t>
+      </w:r>
+    </w:p>
+    <w:p>
+      <w:pPr>
+        <w:spacing w:after="160" w:line="300"/>
+      </w:pPr>
+      <w:r>
+        <w:rPr>
+          <w:color w:val="1F2A38"/>
+          <w:sz w:val="21"/>
+          <w:szCs w:val="21"/>
+        </w:rPr>
+        <w:t xml:space="preserve">Para saber la ruta exacta, mirá dentro de C:\Program Files\Eclipse Adoptium: va a haber una carpeta que empieza con jdk-17. Ese ajuste dura mientras la terminal esté abierta, así que hay que repetirlo si la cerrás.</w:t>
+      </w:r>
     </w:p>
     <w:p>
       <w:pPr>
@@ -1663,7 +1724,335 @@
           <w:sz w:val="30"/>
           <w:szCs w:val="30"/>
         </w:rPr>
-        <w:t xml:space="preserve">10. Opcional: una comprobación sin Minecraft</w:t>
+        <w:t xml:space="preserve">10. Errores conocidos y qué significan</w:t>
+      </w:r>
+    </w:p>
+    <w:tbl>
+      <w:tblPr>
+        <w:tblW w:type="pct" w:w="100%"/>
+        <w:tblBorders>
+          <w:top w:val="single" w:color="C9CFD6" w:sz="2"/>
+          <w:left w:val="single" w:color="C9CFD6" w:sz="2"/>
+          <w:bottom w:val="single" w:color="C9CFD6" w:sz="2"/>
+          <w:right w:val="single" w:color="C9CFD6" w:sz="2"/>
+          <w:insideH w:val="single" w:color="C9CFD6" w:sz="2"/>
+          <w:insideV w:val="single" w:color="C9CFD6" w:sz="2"/>
+        </w:tblBorders>
+      </w:tblPr>
+      <w:tblGrid>
+        <w:gridCol w:w="3400"/>
+        <w:gridCol w:w="5960"/>
+      </w:tblGrid>
+      <w:tr>
+        <w:tc>
+          <w:tcPr>
+            <w:tcW w:type="dxa" w:w="3400"/>
+            <w:shd w:fill="3B5D8C" w:val="clear"/>
+            <w:tcMar>
+              <w:top w:type="dxa" w:w="100"/>
+              <w:left w:type="dxa" w:w="140"/>
+              <w:bottom w:type="dxa" w:w="100"/>
+              <w:right w:type="dxa" w:w="140"/>
+            </w:tcMar>
+            <w:vAlign w:val="center"/>
+          </w:tcPr>
+          <w:p>
+            <w:r>
+              <w:rPr>
+                <w:b/>
+                <w:bCs/>
+                <w:color w:val="FFFFFF"/>
+                <w:sz w:val="19"/>
+                <w:szCs w:val="19"/>
+              </w:rPr>
+              <w:t xml:space="preserve">Mensaje</w:t>
+            </w:r>
+          </w:p>
+        </w:tc>
+        <w:tc>
+          <w:tcPr>
+            <w:tcW w:type="dxa" w:w="5960"/>
+            <w:shd w:fill="3B5D8C" w:val="clear"/>
+            <w:tcMar>
+              <w:top w:type="dxa" w:w="100"/>
+              <w:left w:type="dxa" w:w="140"/>
+              <w:bottom w:type="dxa" w:w="100"/>
+              <w:right w:type="dxa" w:w="140"/>
+            </w:tcMar>
+            <w:vAlign w:val="center"/>
+          </w:tcPr>
+          <w:p>
+            <w:r>
+              <w:rPr>
+                <w:b/>
+                <w:bCs/>
+                <w:color w:val="FFFFFF"/>
+                <w:sz w:val="19"/>
+                <w:szCs w:val="19"/>
+              </w:rPr>
+              <w:t xml:space="preserve">Qué pasa</w:t>
+            </w:r>
+          </w:p>
+        </w:tc>
+      </w:tr>
+      <w:tr>
+        <w:tc>
+          <w:tcPr>
+            <w:tcW w:type="dxa" w:w="3400"/>
+            <w:tcMar>
+              <w:top w:type="dxa" w:w="100"/>
+              <w:left w:type="dxa" w:w="140"/>
+              <w:bottom w:type="dxa" w:w="100"/>
+              <w:right w:type="dxa" w:w="140"/>
+            </w:tcMar>
+            <w:vAlign w:val="center"/>
+          </w:tcPr>
+          <w:p>
+            <w:r>
+              <w:rPr>
+                <w:rFonts w:ascii="Consolas" w:hAnsi="Consolas"/>
+                <w:color w:val="1F2A38"/>
+                <w:sz w:val="17"/>
+                <w:szCs w:val="17"/>
+              </w:rPr>
+              <w:t xml:space="preserve">gradlew.bat no se reconoce como un comando</w:t>
+            </w:r>
+          </w:p>
+        </w:tc>
+        <w:tc>
+          <w:tcPr>
+            <w:tcW w:type="dxa" w:w="5960"/>
+            <w:tcMar>
+              <w:top w:type="dxa" w:w="100"/>
+              <w:left w:type="dxa" w:w="140"/>
+              <w:bottom w:type="dxa" w:w="100"/>
+              <w:right w:type="dxa" w:w="140"/>
+            </w:tcMar>
+            <w:vAlign w:val="center"/>
+          </w:tcPr>
+          <w:p>
+            <w:r>
+              <w:rPr>
+                <w:color w:val="1F2A38"/>
+                <w:sz w:val="19"/>
+                <w:szCs w:val="19"/>
+              </w:rPr>
+              <w:t xml:space="preserve">Faltan los archivos del wrapper en la carpeta. Volvé a descargar el ZIP del proyecto: faltaban en las primeras versiones y ya están agregados.</w:t>
+            </w:r>
+          </w:p>
+        </w:tc>
+      </w:tr>
+      <w:tr>
+        <w:tc>
+          <w:tcPr>
+            <w:tcW w:type="dxa" w:w="3400"/>
+            <w:tcMar>
+              <w:top w:type="dxa" w:w="100"/>
+              <w:left w:type="dxa" w:w="140"/>
+              <w:bottom w:type="dxa" w:w="100"/>
+              <w:right w:type="dxa" w:w="140"/>
+            </w:tcMar>
+            <w:vAlign w:val="center"/>
+          </w:tcPr>
+          <w:p>
+            <w:r>
+              <w:rPr>
+                <w:rFonts w:ascii="Consolas" w:hAnsi="Consolas"/>
+                <w:color w:val="1F2A38"/>
+                <w:sz w:val="17"/>
+                <w:szCs w:val="17"/>
+              </w:rPr>
+              <w:t xml:space="preserve">Unsupported class file major version 65</w:t>
+            </w:r>
+          </w:p>
+        </w:tc>
+        <w:tc>
+          <w:tcPr>
+            <w:tcW w:type="dxa" w:w="5960"/>
+            <w:tcMar>
+              <w:top w:type="dxa" w:w="100"/>
+              <w:left w:type="dxa" w:w="140"/>
+              <w:bottom w:type="dxa" w:w="100"/>
+              <w:right w:type="dxa" w:w="140"/>
+            </w:tcMar>
+            <w:vAlign w:val="center"/>
+          </w:tcPr>
+          <w:p>
+            <w:r>
+              <w:rPr>
+                <w:color w:val="1F2A38"/>
+                <w:sz w:val="19"/>
+                <w:szCs w:val="19"/>
+              </w:rPr>
+              <w:t xml:space="preserve">Estás usando Java 21. Instalá la 17 y mirá el paso 1.</w:t>
+            </w:r>
+          </w:p>
+        </w:tc>
+      </w:tr>
+      <w:tr>
+        <w:tc>
+          <w:tcPr>
+            <w:tcW w:type="dxa" w:w="3400"/>
+            <w:tcMar>
+              <w:top w:type="dxa" w:w="100"/>
+              <w:left w:type="dxa" w:w="140"/>
+              <w:bottom w:type="dxa" w:w="100"/>
+              <w:right w:type="dxa" w:w="140"/>
+            </w:tcMar>
+            <w:vAlign w:val="center"/>
+          </w:tcPr>
+          <w:p>
+            <w:r>
+              <w:rPr>
+                <w:rFonts w:ascii="Consolas" w:hAnsi="Consolas"/>
+                <w:color w:val="1F2A38"/>
+                <w:sz w:val="17"/>
+                <w:szCs w:val="17"/>
+              </w:rPr>
+              <w:t xml:space="preserve">Unsupported class file major version 61 o similar</w:t>
+            </w:r>
+          </w:p>
+        </w:tc>
+        <w:tc>
+          <w:tcPr>
+            <w:tcW w:type="dxa" w:w="5960"/>
+            <w:tcMar>
+              <w:top w:type="dxa" w:w="100"/>
+              <w:left w:type="dxa" w:w="140"/>
+              <w:bottom w:type="dxa" w:w="100"/>
+              <w:right w:type="dxa" w:w="140"/>
+            </w:tcMar>
+            <w:vAlign w:val="center"/>
+          </w:tcPr>
+          <w:p>
+            <w:r>
+              <w:rPr>
+                <w:color w:val="1F2A38"/>
+                <w:sz w:val="19"/>
+                <w:szCs w:val="19"/>
+              </w:rPr>
+              <w:t xml:space="preserve">Lo mismo pero al revés: la versión de Java es más vieja de lo esperado.</w:t>
+            </w:r>
+          </w:p>
+        </w:tc>
+      </w:tr>
+      <w:tr>
+        <w:tc>
+          <w:tcPr>
+            <w:tcW w:type="dxa" w:w="3400"/>
+            <w:tcMar>
+              <w:top w:type="dxa" w:w="100"/>
+              <w:left w:type="dxa" w:w="140"/>
+              <w:bottom w:type="dxa" w:w="100"/>
+              <w:right w:type="dxa" w:w="140"/>
+            </w:tcMar>
+            <w:vAlign w:val="center"/>
+          </w:tcPr>
+          <w:p>
+            <w:r>
+              <w:rPr>
+                <w:rFonts w:ascii="Consolas" w:hAnsi="Consolas"/>
+                <w:color w:val="1F2A38"/>
+                <w:sz w:val="17"/>
+                <w:szCs w:val="17"/>
+              </w:rPr>
+              <w:t xml:space="preserve">Could not resolve net.minecraftforge</w:t>
+            </w:r>
+          </w:p>
+        </w:tc>
+        <w:tc>
+          <w:tcPr>
+            <w:tcW w:type="dxa" w:w="5960"/>
+            <w:tcMar>
+              <w:top w:type="dxa" w:w="100"/>
+              <w:left w:type="dxa" w:w="140"/>
+              <w:bottom w:type="dxa" w:w="100"/>
+              <w:right w:type="dxa" w:w="140"/>
+            </w:tcMar>
+            <w:vAlign w:val="center"/>
+          </w:tcPr>
+          <w:p>
+            <w:r>
+              <w:rPr>
+                <w:color w:val="1F2A38"/>
+                <w:sz w:val="19"/>
+                <w:szCs w:val="19"/>
+              </w:rPr>
+              <w:t xml:space="preserve">Problema de red, o la versión de Forge en gradle.properties no existe. Confirmala en files.minecraftforge.net para 1.20.1.</w:t>
+            </w:r>
+          </w:p>
+        </w:tc>
+      </w:tr>
+      <w:tr>
+        <w:tc>
+          <w:tcPr>
+            <w:tcW w:type="dxa" w:w="3400"/>
+            <w:tcMar>
+              <w:top w:type="dxa" w:w="100"/>
+              <w:left w:type="dxa" w:w="140"/>
+              <w:bottom w:type="dxa" w:w="100"/>
+              <w:right w:type="dxa" w:w="140"/>
+            </w:tcMar>
+            <w:vAlign w:val="center"/>
+          </w:tcPr>
+          <w:p>
+            <w:r>
+              <w:rPr>
+                <w:rFonts w:ascii="Consolas" w:hAnsi="Consolas"/>
+                <w:color w:val="1F2A38"/>
+                <w:sz w:val="17"/>
+                <w:szCs w:val="17"/>
+              </w:rPr>
+              <w:t xml:space="preserve">BUILD FAILED con errores que mencionan archivos .java</w:t>
+            </w:r>
+          </w:p>
+        </w:tc>
+        <w:tc>
+          <w:tcPr>
+            <w:tcW w:type="dxa" w:w="5960"/>
+            <w:tcMar>
+              <w:top w:type="dxa" w:w="100"/>
+              <w:left w:type="dxa" w:w="140"/>
+              <w:bottom w:type="dxa" w:w="100"/>
+              <w:right w:type="dxa" w:w="140"/>
+            </w:tcMar>
+            <w:vAlign w:val="center"/>
+          </w:tcPr>
+          <w:p>
+            <w:r>
+              <w:rPr>
+                <w:color w:val="1F2A38"/>
+                <w:sz w:val="19"/>
+                <w:szCs w:val="19"/>
+              </w:rPr>
+              <w:t xml:space="preserve">Es lo esperable: errores del código del mod. Copiá el texto y mandalo, no hay nada que puedas hacer de tu lado.</w:t>
+            </w:r>
+          </w:p>
+        </w:tc>
+      </w:tr>
+    </w:tbl>
+    <w:p>
+      <w:pPr>
+        <w:spacing w:after="160"/>
+      </w:pPr>
+    </w:p>
+    <w:p>
+      <w:pPr>
+        <w:pStyle w:val="Heading1"/>
+        <w:pBdr>
+          <w:bottom w:val="single" w:color="3B5D8C" w:sz="8" w:space="4"/>
+        </w:pBdr>
+        <w:spacing w:after="200" w:before="480"/>
+      </w:pPr>
+      <w:r>
+        <w:rPr>
+          <w:b/>
+          <w:bCs/>
+          <w:color w:val="1F2A38"/>
+          <w:sz w:val="30"/>
+          <w:szCs w:val="30"/>
+        </w:rPr>
+        <w:t xml:space="preserve">11. Opcional: una comprobación sin Minecraft</w:t>
       </w:r>
     </w:p>
     <w:p>

--- a/docs/Atmosia_Pasos_Para_Probarlo.docx
+++ b/docs/Atmosia_Pasos_Para_Probarlo.docx
@@ -239,7 +239,7 @@
                 <w:sz w:val="20"/>
                 <w:szCs w:val="20"/>
               </w:rPr>
-              <w:t xml:space="preserve">Si pasa, no hay nada que arreglar de tu lado: copiás el error y lo mandás. El paso 9 explica exactamente qué copiar.</w:t>
+              <w:t xml:space="preserve">Si pasa, no hay nada que arreglar de tu lado: copiás el error y lo mandás. El paso 10 explica exactamente qué copiar.</w:t>
             </w:r>
           </w:p>
         </w:tc>
@@ -417,7 +417,7 @@
                 <w:sz w:val="20"/>
                 <w:szCs w:val="20"/>
               </w:rPr>
-              <w:t xml:space="preserve">La comprobación opcional del paso 10 sí funciona con Java 21, porque no usa Minecraft.</w:t>
+              <w:t xml:space="preserve">La comprobación opcional del paso 12 sí funciona con Java 21, porque no usa Minecraft.</w:t>
             </w:r>
           </w:p>
         </w:tc>
@@ -1113,7 +1113,7 @@
           <w:sz w:val="21"/>
           <w:szCs w:val="21"/>
         </w:rPr>
-        <w:t xml:space="preserve">Si termina con BUILD SUCCESSFUL, salió bien y podés seguir. Si termina con BUILD FAILED, andá directo al paso 9.</w:t>
+        <w:t xml:space="preserve">Si termina con BUILD SUCCESSFUL, salió bien y podés seguir. Si termina con BUILD FAILED, andá directo al paso 10.</w:t>
       </w:r>
     </w:p>
     <w:p>
@@ -1454,7 +1454,7 @@
           <w:sz w:val="30"/>
           <w:szCs w:val="30"/>
         </w:rPr>
-        <w:t xml:space="preserve">8. Qué mirar</w:t>
+        <w:t xml:space="preserve">8. El menú del mod</w:t>
       </w:r>
     </w:p>
     <w:p>
@@ -1467,7 +1467,151 @@
           <w:sz w:val="21"/>
           <w:szCs w:val="21"/>
         </w:rPr>
-        <w:t xml:space="preserve">Lo importante es lo visual. En orden de gravedad, de lo más grave a lo más fino:</w:t>
+        <w:t xml:space="preserve">Antes de mirar el cielo conviene saber dónde está el interruptor, porque también es la herramienta de diagnóstico.</w:t>
+      </w:r>
+    </w:p>
+    <w:p>
+      <w:pPr>
+        <w:pStyle w:val="ListParagraph"/>
+        <w:numPr>
+          <w:ilvl w:val="0"/>
+          <w:numId w:val="4"/>
+        </w:numPr>
+        <w:spacing w:after="90" w:line="290"/>
+      </w:pPr>
+      <w:r>
+        <w:rPr>
+          <w:color w:val="1F2A38"/>
+          <w:sz w:val="21"/>
+          <w:szCs w:val="21"/>
+        </w:rPr>
+        <w:t xml:space="preserve">Con el juego abierto, ir a </w:t>
+      </w:r>
+      <w:r>
+        <w:rPr>
+          <w:b/>
+          <w:bCs/>
+          <w:color w:val="1F2A38"/>
+          <w:sz w:val="21"/>
+          <w:szCs w:val="21"/>
+        </w:rPr>
+        <w:t xml:space="preserve">Mods</w:t>
+      </w:r>
+      <w:r>
+        <w:rPr>
+          <w:color w:val="1F2A38"/>
+          <w:sz w:val="21"/>
+          <w:szCs w:val="21"/>
+        </w:rPr>
+        <w:t xml:space="preserve"> desde el menú principal, o Esc → Mods estando en el mundo.</w:t>
+      </w:r>
+    </w:p>
+    <w:p>
+      <w:pPr>
+        <w:pStyle w:val="ListParagraph"/>
+        <w:numPr>
+          <w:ilvl w:val="0"/>
+          <w:numId w:val="4"/>
+        </w:numPr>
+        <w:spacing w:after="90" w:line="290"/>
+      </w:pPr>
+      <w:r>
+        <w:rPr>
+          <w:color w:val="1F2A38"/>
+          <w:sz w:val="21"/>
+          <w:szCs w:val="21"/>
+        </w:rPr>
+        <w:t xml:space="preserve">Elegir </w:t>
+      </w:r>
+      <w:r>
+        <w:rPr>
+          <w:b/>
+          <w:bCs/>
+          <w:color w:val="1F2A38"/>
+          <w:sz w:val="21"/>
+          <w:szCs w:val="21"/>
+        </w:rPr>
+        <w:t xml:space="preserve">Atmosia</w:t>
+      </w:r>
+      <w:r>
+        <w:rPr>
+          <w:color w:val="1F2A38"/>
+          <w:sz w:val="21"/>
+          <w:szCs w:val="21"/>
+        </w:rPr>
+        <w:t xml:space="preserve"> en la lista de la izquierda.</w:t>
+      </w:r>
+    </w:p>
+    <w:p>
+      <w:pPr>
+        <w:pStyle w:val="ListParagraph"/>
+        <w:numPr>
+          <w:ilvl w:val="0"/>
+          <w:numId w:val="4"/>
+        </w:numPr>
+        <w:spacing w:after="90" w:line="290"/>
+      </w:pPr>
+      <w:r>
+        <w:rPr>
+          <w:color w:val="1F2A38"/>
+          <w:sz w:val="21"/>
+          <w:szCs w:val="21"/>
+        </w:rPr>
+        <w:t xml:space="preserve">Apretar </w:t>
+      </w:r>
+      <w:r>
+        <w:rPr>
+          <w:b/>
+          <w:bCs/>
+          <w:color w:val="1F2A38"/>
+          <w:sz w:val="21"/>
+          <w:szCs w:val="21"/>
+        </w:rPr>
+        <w:t xml:space="preserve">Configuración</w:t>
+      </w:r>
+      <w:r>
+        <w:rPr>
+          <w:color w:val="1F2A38"/>
+          <w:sz w:val="21"/>
+          <w:szCs w:val="21"/>
+        </w:rPr>
+        <w:t xml:space="preserve">, abajo a la izquierda.</w:t>
+      </w:r>
+    </w:p>
+    <w:p>
+      <w:pPr>
+        <w:spacing w:after="160" w:line="300"/>
+      </w:pPr>
+      <w:r>
+        <w:rPr>
+          <w:color w:val="1F2A38"/>
+          <w:sz w:val="21"/>
+          <w:szCs w:val="21"/>
+        </w:rPr>
+        <w:t xml:space="preserve">Hay tres controles:</w:t>
+      </w:r>
+    </w:p>
+    <w:p>
+      <w:pPr>
+        <w:spacing w:after="100" w:line="300"/>
+      </w:pPr>
+      <w:r>
+        <w:rPr>
+          <w:b/>
+          <w:bCs/>
+          <w:color w:val="1F2A38"/>
+          <w:sz w:val="21"/>
+          <w:szCs w:val="21"/>
+        </w:rPr>
+        <w:t xml:space="preserve">Nubes</w:t>
+      </w:r>
+      <w:r>
+        <w:rPr>
+          <w:color w:val="1F2A38"/>
+          <w:sz w:val="21"/>
+          <w:szCs w:val="21"/>
+        </w:rPr>
+        <w:t xml:space="preserve"> — Atmosia, Vanilla o Ninguna.</w:t>
       </w:r>
     </w:p>
     <w:p>
@@ -1481,11 +1625,21 @@
       </w:pPr>
       <w:r>
         <w:rPr>
-          <w:color w:val="1F2A38"/>
-          <w:sz w:val="21"/>
-          <w:szCs w:val="21"/>
-        </w:rPr>
-        <w:t xml:space="preserve">Que no haya dos tipos de nubes a la vez. Si ves las nubes cuadradas de siempre por debajo de las nuevas, algo falló y es lo primero a reportar.</w:t>
+          <w:b/>
+          <w:bCs/>
+          <w:color w:val="1F2A38"/>
+          <w:sz w:val="21"/>
+          <w:szCs w:val="21"/>
+        </w:rPr>
+        <w:t xml:space="preserve">Atmosia</w:t>
+      </w:r>
+      <w:r>
+        <w:rPr>
+          <w:color w:val="1F2A38"/>
+          <w:sz w:val="21"/>
+          <w:szCs w:val="21"/>
+        </w:rPr>
+        <w:t xml:space="preserve">: las nubes del mod, con las del juego apagadas. Es lo normal.</w:t>
       </w:r>
     </w:p>
     <w:p>
@@ -1499,11 +1653,21 @@
       </w:pPr>
       <w:r>
         <w:rPr>
-          <w:color w:val="1F2A38"/>
-          <w:sz w:val="21"/>
-          <w:szCs w:val="21"/>
-        </w:rPr>
-        <w:t xml:space="preserve">Que haya nubes. Si el cielo quedó completamente vacío, también es un problema.</w:t>
+          <w:b/>
+          <w:bCs/>
+          <w:color w:val="1F2A38"/>
+          <w:sz w:val="21"/>
+          <w:szCs w:val="21"/>
+        </w:rPr>
+        <w:t xml:space="preserve">Vanilla</w:t>
+      </w:r>
+      <w:r>
+        <w:rPr>
+          <w:color w:val="1F2A38"/>
+          <w:sz w:val="21"/>
+          <w:szCs w:val="21"/>
+        </w:rPr>
+        <w:t xml:space="preserve">: las nubes originales de Minecraft, como si el mod no estuviera. Es el modo para medir la línea base del benchmark.</w:t>
       </w:r>
     </w:p>
     <w:p>
@@ -1517,11 +1681,187 @@
       </w:pPr>
       <w:r>
         <w:rPr>
-          <w:color w:val="1F2A38"/>
-          <w:sz w:val="21"/>
-          <w:szCs w:val="21"/>
-        </w:rPr>
-        <w:t xml:space="preserve">Que no parezcan tres planos transparentes separados: donde las capas se cruzan debería verse una masa más densa.</w:t>
+          <w:b/>
+          <w:bCs/>
+          <w:color w:val="1F2A38"/>
+          <w:sz w:val="21"/>
+          <w:szCs w:val="21"/>
+        </w:rPr>
+        <w:t xml:space="preserve">Ninguna</w:t>
+      </w:r>
+      <w:r>
+        <w:rPr>
+          <w:color w:val="1F2A38"/>
+          <w:sz w:val="21"/>
+          <w:szCs w:val="21"/>
+        </w:rPr>
+        <w:t xml:space="preserve">: ni unas ni otras. El cielo tiene que quedar completamente vacío.</w:t>
+      </w:r>
+    </w:p>
+    <w:p>
+      <w:pPr>
+        <w:spacing w:after="160" w:line="300"/>
+      </w:pPr>
+      <w:r>
+        <w:rPr>
+          <w:b/>
+          <w:bCs/>
+          <w:color w:val="1F2A38"/>
+          <w:sz w:val="21"/>
+          <w:szCs w:val="21"/>
+        </w:rPr>
+        <w:t xml:space="preserve">Calidad</w:t>
+      </w:r>
+      <w:r>
+        <w:rPr>
+          <w:color w:val="1F2A38"/>
+          <w:sz w:val="21"/>
+          <w:szCs w:val="21"/>
+        </w:rPr>
+        <w:t xml:space="preserve"> — Bajo, Medio o Alto. Si el juego va lento, probá Bajo. Hay un cuarto, Personalizado, que usa los valores sueltos del archivo de configuración: no hace falta tocarlo.</w:t>
+      </w:r>
+    </w:p>
+    <w:p>
+      <w:pPr>
+        <w:spacing w:after="160" w:line="300"/>
+      </w:pPr>
+      <w:r>
+        <w:rPr>
+          <w:b/>
+          <w:bCs/>
+          <w:color w:val="1F2A38"/>
+          <w:sz w:val="21"/>
+          <w:szCs w:val="21"/>
+        </w:rPr>
+        <w:t xml:space="preserve">Cantidad de nubes</w:t>
+      </w:r>
+      <w:r>
+        <w:rPr>
+          <w:color w:val="1F2A38"/>
+          <w:sz w:val="21"/>
+          <w:szCs w:val="21"/>
+        </w:rPr>
+        <w:t xml:space="preserve"> — de 20% a 200%. Cuánto cielo tapan. Al soltarlo, el cielo se rehace, así que tarda uno o dos segundos en verse el cambio.</w:t>
+      </w:r>
+    </w:p>
+    <w:p>
+      <w:pPr>
+        <w:spacing w:after="160" w:line="300"/>
+      </w:pPr>
+      <w:r>
+        <w:rPr>
+          <w:color w:val="1F2A38"/>
+          <w:sz w:val="21"/>
+          <w:szCs w:val="21"/>
+        </w:rPr>
+        <w:t xml:space="preserve">Abajo hay un panel de estado que dice qué está pasando de verdad: en qué quedó el ajuste de nubes del juego, si Atmosia está dibujando y cuántas regiones tiene en memoria.</w:t>
+      </w:r>
+    </w:p>
+    <w:tbl>
+      <w:tblPr>
+        <w:tblW w:type="pct" w:w="100%%"/>
+        <w:tblBorders>
+          <w:top w:val="single" w:color="9C3B1E" w:sz="4"/>
+          <w:left w:val="single" w:color="9C3B1E" w:sz="4"/>
+          <w:bottom w:val="single" w:color="9C3B1E" w:sz="4"/>
+          <w:right w:val="single" w:color="9C3B1E" w:sz="4"/>
+          <w:insideH w:val="none" w:color="FFFFFF" w:sz="0"/>
+          <w:insideV w:val="none" w:color="FFFFFF" w:sz="0"/>
+        </w:tblBorders>
+      </w:tblPr>
+      <w:tblGrid>
+        <w:gridCol w:w="100"/>
+      </w:tblGrid>
+      <w:tr>
+        <w:tc>
+          <w:tcPr>
+            <w:shd w:fill="FBEAE5" w:val="clear"/>
+            <w:tcMar>
+              <w:top w:type="dxa" w:w="160"/>
+              <w:left w:type="dxa" w:w="220"/>
+              <w:bottom w:type="dxa" w:w="160"/>
+              <w:right w:type="dxa" w:w="220"/>
+            </w:tcMar>
+          </w:tcPr>
+          <w:p>
+            <w:pPr>
+              <w:spacing w:after="100"/>
+            </w:pPr>
+            <w:r>
+              <w:rPr>
+                <w:b/>
+                <w:bCs/>
+                <w:color w:val="9C3B1E"/>
+                <w:sz w:val="21"/>
+                <w:szCs w:val="21"/>
+              </w:rPr>
+              <w:t xml:space="preserve">La prueba decisiva de las nubes vanilla</w:t>
+            </w:r>
+          </w:p>
+          <w:p>
+            <w:pPr>
+              <w:spacing w:after="60" w:line="280"/>
+            </w:pPr>
+            <w:r>
+              <w:rPr>
+                <w:color w:val="1F2A38"/>
+                <w:sz w:val="20"/>
+                <w:szCs w:val="20"/>
+              </w:rPr>
+              <w:t xml:space="preserve">Poné el modo en Ninguna y mirá el cielo. Tiene que quedar vacío, sin una sola nube.</w:t>
+            </w:r>
+          </w:p>
+          <w:p>
+            <w:pPr>
+              <w:spacing w:after="60" w:line="280"/>
+            </w:pPr>
+            <w:r>
+              <w:rPr>
+                <w:color w:val="1F2A38"/>
+                <w:sz w:val="20"/>
+                <w:szCs w:val="20"/>
+              </w:rPr>
+              <w:t xml:space="preserve">Si quedan nubes, son las de Minecraft y la supresión falló. Sacá una captura: eso es todo lo que hace falta para confirmarlo, y no hay otra forma de saberlo sin leer el log.</w:t>
+            </w:r>
+          </w:p>
+        </w:tc>
+      </w:tr>
+    </w:tbl>
+    <w:p>
+      <w:pPr>
+        <w:spacing w:after="160"/>
+      </w:pPr>
+    </w:p>
+    <w:p>
+      <w:pPr>
+        <w:pStyle w:val="Heading1"/>
+        <w:pBdr>
+          <w:bottom w:val="single" w:color="3B5D8C" w:sz="8" w:space="4"/>
+        </w:pBdr>
+        <w:spacing w:after="200" w:before="480"/>
+      </w:pPr>
+      <w:r>
+        <w:rPr>
+          <w:b/>
+          <w:bCs/>
+          <w:color w:val="1F2A38"/>
+          <w:sz w:val="30"/>
+          <w:szCs w:val="30"/>
+        </w:rPr>
+        <w:t xml:space="preserve">9. Qué mirar</w:t>
+      </w:r>
+    </w:p>
+    <w:p>
+      <w:pPr>
+        <w:spacing w:after="160" w:line="300"/>
+      </w:pPr>
+      <w:r>
+        <w:rPr>
+          <w:color w:val="1F2A38"/>
+          <w:sz w:val="21"/>
+          <w:szCs w:val="21"/>
+        </w:rPr>
+        <w:t xml:space="preserve">Lo importante es lo visual. En orden de gravedad, de lo más grave a lo más fino:</w:t>
       </w:r>
     </w:p>
     <w:p>
@@ -1539,7 +1879,7 @@
           <w:sz w:val="21"/>
           <w:szCs w:val="21"/>
         </w:rPr>
-        <w:t xml:space="preserve">Que al alejarte no aparezcan agujeros ni cambios bruscos.</w:t>
+        <w:t xml:space="preserve">Que no haya dos tipos de nubes a la vez. Si ves las nubes cuadradas de siempre por debajo de las nuevas, algo falló y es lo primero a reportar. Confirmalo con la prueba del modo Ninguna del paso anterior.</w:t>
       </w:r>
     </w:p>
     <w:p>
@@ -1557,7 +1897,7 @@
           <w:sz w:val="21"/>
           <w:szCs w:val="21"/>
         </w:rPr>
-        <w:t xml:space="preserve">Que al subir por encima de las nubes se desvanezcan de a poco en vez de cortarse de golpe.</w:t>
+        <w:t xml:space="preserve">Que haya nubes. Si el cielo quedó completamente vacío, también es un problema.</w:t>
       </w:r>
     </w:p>
     <w:p>
@@ -1575,52 +1915,7 @@
           <w:sz w:val="21"/>
           <w:szCs w:val="21"/>
         </w:rPr>
-        <w:t xml:space="preserve">Que se muevan, y que las capas se muevan a velocidades distintas.</w:t>
-      </w:r>
-    </w:p>
-    <w:p>
-      <w:pPr>
-        <w:spacing w:after="160" w:line="300"/>
-      </w:pPr>
-      <w:r>
-        <w:rPr>
-          <w:color w:val="1F2A38"/>
-          <w:sz w:val="21"/>
-          <w:szCs w:val="21"/>
-        </w:rPr>
-        <w:t xml:space="preserve">Sacá capturas de pantalla de lo que veas, esté bien o mal. Una imagen dice más que cualquier descripción, y nadie vio todavía cómo se ve esto.</w:t>
-      </w:r>
-    </w:p>
-    <w:p>
-      <w:pPr>
-        <w:pStyle w:val="Heading1"/>
-        <w:pBdr>
-          <w:bottom w:val="single" w:color="3B5D8C" w:sz="8" w:space="4"/>
-        </w:pBdr>
-        <w:spacing w:after="200" w:before="480"/>
-      </w:pPr>
-      <w:r>
-        <w:rPr>
-          <w:b/>
-          <w:bCs/>
-          <w:color w:val="1F2A38"/>
-          <w:sz w:val="30"/>
-          <w:szCs w:val="30"/>
-        </w:rPr>
-        <w:t xml:space="preserve">9. Si algo falla</w:t>
-      </w:r>
-    </w:p>
-    <w:p>
-      <w:pPr>
-        <w:spacing w:after="160" w:line="300"/>
-      </w:pPr>
-      <w:r>
-        <w:rPr>
-          <w:color w:val="1F2A38"/>
-          <w:sz w:val="21"/>
-          <w:szCs w:val="21"/>
-        </w:rPr>
-        <w:t xml:space="preserve">Es el escenario esperable y no requiere que entiendas el error. Lo que hace falta es el texto completo:</w:t>
+        <w:t xml:space="preserve">Que no parezcan tres planos transparentes separados: donde las capas se cruzan debería verse una masa más densa.</w:t>
       </w:r>
     </w:p>
     <w:p>
@@ -1638,7 +1933,7 @@
           <w:sz w:val="21"/>
           <w:szCs w:val="21"/>
         </w:rPr>
-        <w:t xml:space="preserve">Seleccioná todo el texto de la terminal desde donde escribiste el comando hasta el final.</w:t>
+        <w:t xml:space="preserve">Que al alejarte no aparezcan agujeros ni cambios bruscos.</w:t>
       </w:r>
     </w:p>
     <w:p>
@@ -1656,7 +1951,7 @@
           <w:sz w:val="21"/>
           <w:szCs w:val="21"/>
         </w:rPr>
-        <w:t xml:space="preserve">Copialo y pegalo en un archivo de texto, o mandalo tal cual.</w:t>
+        <w:t xml:space="preserve">Que al subir por encima de las nubes se desvanezcan de a poco en vez de cortarse de golpe.</w:t>
       </w:r>
     </w:p>
     <w:p>
@@ -1674,7 +1969,52 @@
           <w:sz w:val="21"/>
           <w:szCs w:val="21"/>
         </w:rPr>
-        <w:t xml:space="preserve">Si el juego llegó a abrir y después se cerró solo, buscá también la carpeta run, adentro otra llamada logs, y mandá el archivo latest.log.</w:t>
+        <w:t xml:space="preserve">Que se muevan, y que las capas se muevan a velocidades distintas.</w:t>
+      </w:r>
+    </w:p>
+    <w:p>
+      <w:pPr>
+        <w:spacing w:after="160" w:line="300"/>
+      </w:pPr>
+      <w:r>
+        <w:rPr>
+          <w:color w:val="1F2A38"/>
+          <w:sz w:val="21"/>
+          <w:szCs w:val="21"/>
+        </w:rPr>
+        <w:t xml:space="preserve">Sacá capturas de pantalla de lo que veas, esté bien o mal. Una imagen dice más que cualquier descripción, y nadie vio todavía cómo se ve esto.</w:t>
+      </w:r>
+    </w:p>
+    <w:p>
+      <w:pPr>
+        <w:pStyle w:val="Heading1"/>
+        <w:pBdr>
+          <w:bottom w:val="single" w:color="3B5D8C" w:sz="8" w:space="4"/>
+        </w:pBdr>
+        <w:spacing w:after="200" w:before="480"/>
+      </w:pPr>
+      <w:r>
+        <w:rPr>
+          <w:b/>
+          <w:bCs/>
+          <w:color w:val="1F2A38"/>
+          <w:sz w:val="30"/>
+          <w:szCs w:val="30"/>
+        </w:rPr>
+        <w:t xml:space="preserve">10. Si algo falla</w:t>
+      </w:r>
+    </w:p>
+    <w:p>
+      <w:pPr>
+        <w:spacing w:after="160" w:line="300"/>
+      </w:pPr>
+      <w:r>
+        <w:rPr>
+          <w:color w:val="1F2A38"/>
+          <w:sz w:val="21"/>
+          <w:szCs w:val="21"/>
+        </w:rPr>
+        <w:t xml:space="preserve">Es el escenario esperable y no requiere que entiendas el error. Lo que hace falta es el texto completo:</w:t>
       </w:r>
     </w:p>
     <w:p>
@@ -1692,6 +2032,60 @@
           <w:sz w:val="21"/>
           <w:szCs w:val="21"/>
         </w:rPr>
+        <w:t xml:space="preserve">Seleccioná todo el texto de la terminal desde donde escribiste el comando hasta el final.</w:t>
+      </w:r>
+    </w:p>
+    <w:p>
+      <w:pPr>
+        <w:pStyle w:val="ListParagraph"/>
+        <w:numPr>
+          <w:ilvl w:val="0"/>
+          <w:numId w:val="2"/>
+        </w:numPr>
+        <w:spacing w:after="90" w:line="290"/>
+      </w:pPr>
+      <w:r>
+        <w:rPr>
+          <w:color w:val="1F2A38"/>
+          <w:sz w:val="21"/>
+          <w:szCs w:val="21"/>
+        </w:rPr>
+        <w:t xml:space="preserve">Copialo y pegalo en un archivo de texto, o mandalo tal cual.</w:t>
+      </w:r>
+    </w:p>
+    <w:p>
+      <w:pPr>
+        <w:pStyle w:val="ListParagraph"/>
+        <w:numPr>
+          <w:ilvl w:val="0"/>
+          <w:numId w:val="2"/>
+        </w:numPr>
+        <w:spacing w:after="90" w:line="290"/>
+      </w:pPr>
+      <w:r>
+        <w:rPr>
+          <w:color w:val="1F2A38"/>
+          <w:sz w:val="21"/>
+          <w:szCs w:val="21"/>
+        </w:rPr>
+        <w:t xml:space="preserve">Si el juego llegó a abrir y después se cerró solo, buscá también la carpeta run, adentro otra llamada logs, y mandá el archivo latest.log.</w:t>
+      </w:r>
+    </w:p>
+    <w:p>
+      <w:pPr>
+        <w:pStyle w:val="ListParagraph"/>
+        <w:numPr>
+          <w:ilvl w:val="0"/>
+          <w:numId w:val="2"/>
+        </w:numPr>
+        <w:spacing w:after="90" w:line="290"/>
+      </w:pPr>
+      <w:r>
+        <w:rPr>
+          <w:color w:val="1F2A38"/>
+          <w:sz w:val="21"/>
+          <w:szCs w:val="21"/>
+        </w:rPr>
         <w:t xml:space="preserve">Agregá qué sistema operativo usás y qué versión de Java tenés (lo que respondió el java -version del paso 1).</w:t>
       </w:r>
     </w:p>
@@ -1724,7 +2118,7 @@
           <w:sz w:val="30"/>
           <w:szCs w:val="30"/>
         </w:rPr>
-        <w:t xml:space="preserve">10. Errores conocidos y qué significan</w:t>
+        <w:t xml:space="preserve">11. Errores conocidos y qué significan</w:t>
       </w:r>
     </w:p>
     <w:tbl>
@@ -2052,7 +2446,7 @@
           <w:sz w:val="30"/>
           <w:szCs w:val="30"/>
         </w:rPr>
-        <w:t xml:space="preserve">11. Opcional: una comprobación sin Minecraft</w:t>
+        <w:t xml:space="preserve">12. Opcional: una comprobación sin Minecraft</w:t>
       </w:r>
     </w:p>
     <w:p>
@@ -2394,6 +2788,18 @@
       </w:pPr>
     </w:lvl>
   </w:abstractNum>
+  <w:abstractNum w:abstractNumId="4" w15:restartNumberingAfterBreak="0">
+    <w:multiLevelType w:val="hybridMultilevel"/>
+    <w:lvl w:ilvl="0" w15:tentative="1">
+      <w:start w:val="1"/>
+      <w:numFmt w:val="decimal"/>
+      <w:lvlText w:val="%1."/>
+      <w:lvlJc w:val="left"/>
+      <w:pPr>
+        <w:ind w:left="420" w:hanging="260"/>
+      </w:pPr>
+    </w:lvl>
+  </w:abstractNum>
   <w:num w:numId="1">
     <w:abstractNumId w:val="1"/>
     <w:lvlOverride w:ilvl="0">
@@ -2411,6 +2817,9 @@
     <w:lvlOverride w:ilvl="0">
       <w:startOverride w:val="1"/>
     </w:lvlOverride>
+  </w:num>
+  <w:num w:numId="4">
+    <w:abstractNumId w:val="4"/>
   </w:num>
 </w:numbering>
 </file>
